--- a/physics_course/word/lesson23.docx
+++ b/physics_course/word/lesson23.docx
@@ -21,43 +21,39 @@
         <w:rPr>
           <w:sz w:val="24"/>
         </w:rPr>
-        <w:t>ข้อ p3_l23_001: การทดลองสลิตคู่ของยัง (Young's double-slit experiment) ใช้พิสูจน์ธรรมชาติใดของแสง</w:t>
+        <w:t>1. การทดลองสลิตคู่ของยัง (Young's double-slit experiment) ใช้พิสูจน์ธรรมชาติใดของแสง</w:t>
       </w:r>
     </w:p>
     <w:p>
       <w:pPr>
-        <w:pStyle w:val="ListBullet"/>
         <w:ind w:left="720"/>
       </w:pPr>
       <w:r>
-        <w:t xml:space="preserve">    ก</w:t>
+        <w:t xml:space="preserve">    1. ก</w:t>
       </w:r>
     </w:p>
     <w:p>
       <w:pPr>
-        <w:pStyle w:val="ListBullet"/>
         <w:ind w:left="720"/>
       </w:pPr>
       <w:r>
-        <w:t xml:space="preserve">    ข</w:t>
+        <w:t xml:space="preserve">    2. ข</w:t>
       </w:r>
     </w:p>
     <w:p>
       <w:pPr>
-        <w:pStyle w:val="ListBullet"/>
         <w:ind w:left="720"/>
       </w:pPr>
       <w:r>
-        <w:t xml:space="preserve">    ค</w:t>
+        <w:t xml:space="preserve">    3. ค</w:t>
       </w:r>
     </w:p>
     <w:p>
       <w:pPr>
-        <w:pStyle w:val="ListBullet"/>
         <w:ind w:left="720"/>
       </w:pPr>
       <w:r>
-        <w:t xml:space="preserve">    ง</w:t>
+        <w:t xml:space="preserve">    4. ง</w:t>
       </w:r>
     </w:p>
     <w:p/>
@@ -66,43 +62,39 @@
         <w:rPr>
           <w:sz w:val="24"/>
         </w:rPr>
-        <w:t>ข้อ p3_l23_002: ในการทดลองสลิตคู่ ถ้าระยะห่างระหว่างสลิต d = 0.2 mm และแสงมีความยาวคลื่น 600 nm ระยะห่างระหว่างริ้วแทรกสอดบนฉากที่ห่าง 1 m เท่ากับกี่ mm</w:t>
+        <w:t>2. ในการทดลองสลิตคู่ ถ้าระยะห่างระหว่างสลิต d = 0.2 mm และแสงมีความยาวคลื่น 600 nm ระยะห่างระหว่างริ้วแทรกสอดบนฉากที่ห่าง 1 m เท่ากับกี่ mm</w:t>
       </w:r>
     </w:p>
     <w:p>
       <w:pPr>
-        <w:pStyle w:val="ListBullet"/>
         <w:ind w:left="720"/>
       </w:pPr>
       <w:r>
-        <w:t xml:space="preserve">    ก</w:t>
+        <w:t xml:space="preserve">    1. ก</w:t>
       </w:r>
     </w:p>
     <w:p>
       <w:pPr>
-        <w:pStyle w:val="ListBullet"/>
         <w:ind w:left="720"/>
       </w:pPr>
       <w:r>
-        <w:t xml:space="preserve">    ข</w:t>
+        <w:t xml:space="preserve">    2. ข</w:t>
       </w:r>
     </w:p>
     <w:p>
       <w:pPr>
-        <w:pStyle w:val="ListBullet"/>
         <w:ind w:left="720"/>
       </w:pPr>
       <w:r>
-        <w:t xml:space="preserve">    ค</w:t>
+        <w:t xml:space="preserve">    3. ค</w:t>
       </w:r>
     </w:p>
     <w:p>
       <w:pPr>
-        <w:pStyle w:val="ListBullet"/>
         <w:ind w:left="720"/>
       </w:pPr>
       <w:r>
-        <w:t xml:space="preserve">    ง</w:t>
+        <w:t xml:space="preserve">    4. ง</w:t>
       </w:r>
     </w:p>
     <w:p/>
@@ -111,7 +103,48 @@
         <w:rPr>
           <w:sz w:val="24"/>
         </w:rPr>
-        <w:t>ข้อ p3_l23_003: เมื่อแสงผ่านช่องแคบเดี่ยว (single slit) จะเกิดริ้วรอยอะไร</w:t>
+        <w:t>3. เมื่อแสงผ่านช่องแคบเดี่ยว (single slit) จะเกิดริ้วรอยอะไร</w:t>
+      </w:r>
+    </w:p>
+    <w:p>
+      <w:pPr>
+        <w:ind w:left="720"/>
+      </w:pPr>
+      <w:r>
+        <w:t xml:space="preserve">    1. ก</w:t>
+      </w:r>
+    </w:p>
+    <w:p>
+      <w:pPr>
+        <w:ind w:left="720"/>
+      </w:pPr>
+      <w:r>
+        <w:t xml:space="preserve">    2. ข</w:t>
+      </w:r>
+    </w:p>
+    <w:p>
+      <w:pPr>
+        <w:ind w:left="720"/>
+      </w:pPr>
+      <w:r>
+        <w:t xml:space="preserve">    3. ค</w:t>
+      </w:r>
+    </w:p>
+    <w:p>
+      <w:pPr>
+        <w:ind w:left="720"/>
+      </w:pPr>
+      <w:r>
+        <w:t xml:space="preserve">    4. ง</w:t>
+      </w:r>
+    </w:p>
+    <w:p/>
+    <w:p>
+      <w:r>
+        <w:rPr>
+          <w:sz w:val="24"/>
+        </w:rPr>
+        <w:t>4. แสงสีแดง (λ = 700 nm) ผ่านช่องแคบกว้าง 0.1 mm มุมเลี้ยวเบนของแถบมืดที่หนึ่งเท่ากับกี่องศา</w:t>
       </w:r>
     </w:p>
     <w:p>
@@ -127,7 +160,7 @@
               <a:graphicData uri="http://schemas.openxmlformats.org/drawingml/2006/picture">
                 <pic:pic>
                   <pic:nvPicPr>
-                    <pic:cNvPr id="0" name="physics_img_q3_l23_003.png"/>
+                    <pic:cNvPr id="0" name="physics_img_4.png"/>
                     <pic:cNvPicPr/>
                   </pic:nvPicPr>
                   <pic:blipFill>
@@ -153,38 +186,34 @@
     <w:p/>
     <w:p>
       <w:pPr>
-        <w:pStyle w:val="ListBullet"/>
         <w:ind w:left="720"/>
       </w:pPr>
       <w:r>
-        <w:t xml:space="preserve">    ก</w:t>
+        <w:t xml:space="preserve">    1. ก</w:t>
       </w:r>
     </w:p>
     <w:p>
       <w:pPr>
-        <w:pStyle w:val="ListBullet"/>
         <w:ind w:left="720"/>
       </w:pPr>
       <w:r>
-        <w:t xml:space="preserve">    ข</w:t>
+        <w:t xml:space="preserve">    2. ข</w:t>
       </w:r>
     </w:p>
     <w:p>
       <w:pPr>
-        <w:pStyle w:val="ListBullet"/>
         <w:ind w:left="720"/>
       </w:pPr>
       <w:r>
-        <w:t xml:space="preserve">    ค</w:t>
+        <w:t xml:space="preserve">    3. ค</w:t>
       </w:r>
     </w:p>
     <w:p>
       <w:pPr>
-        <w:pStyle w:val="ListBullet"/>
         <w:ind w:left="720"/>
       </w:pPr>
       <w:r>
-        <w:t xml:space="preserve">    ง</w:t>
+        <w:t xml:space="preserve">    4. ง</w:t>
       </w:r>
     </w:p>
     <w:p/>
@@ -193,43 +222,39 @@
         <w:rPr>
           <w:sz w:val="24"/>
         </w:rPr>
-        <w:t>ข้อ p3_l23_004: แสงสีแดง (λ = 700 nm) ผ่านช่องแคบกว้าง 0.1 mm มุมเลี้ยวเบนของแถบมืดที่หนึ่งเท่ากับกี่องศา</w:t>
+        <w:t>5. ริ้วรอยแทรกสอดบนฉากจากสลิตคู่จะมีลักษณะอย่างไร</w:t>
       </w:r>
     </w:p>
     <w:p>
       <w:pPr>
-        <w:pStyle w:val="ListBullet"/>
         <w:ind w:left="720"/>
       </w:pPr>
       <w:r>
-        <w:t xml:space="preserve">    ก</w:t>
+        <w:t xml:space="preserve">    1. ก</w:t>
       </w:r>
     </w:p>
     <w:p>
       <w:pPr>
-        <w:pStyle w:val="ListBullet"/>
         <w:ind w:left="720"/>
       </w:pPr>
       <w:r>
-        <w:t xml:space="preserve">    ข</w:t>
+        <w:t xml:space="preserve">    2. ข</w:t>
       </w:r>
     </w:p>
     <w:p>
       <w:pPr>
-        <w:pStyle w:val="ListBullet"/>
         <w:ind w:left="720"/>
       </w:pPr>
       <w:r>
-        <w:t xml:space="preserve">    ค</w:t>
+        <w:t xml:space="preserve">    3. ค</w:t>
       </w:r>
     </w:p>
     <w:p>
       <w:pPr>
-        <w:pStyle w:val="ListBullet"/>
         <w:ind w:left="720"/>
       </w:pPr>
       <w:r>
-        <w:t xml:space="preserve">    ง</w:t>
+        <w:t xml:space="preserve">    4. ง</w:t>
       </w:r>
     </w:p>
     <w:p/>
@@ -238,43 +263,39 @@
         <w:rPr>
           <w:sz w:val="24"/>
         </w:rPr>
-        <w:t>ข้อ p3_l23_005: ริ้วรอยแทรกสอดบนฉากจากสลิตคู่จะมีลักษณะอย่างไร</w:t>
+        <w:t>6. ในการทดลองสลิตคู่ ระยะห่างระหว่างริ้วแทรกสอดบริเวณกลาง (central maximum) กับริ้วที่ 1 (first order) ที่ระยะ L = 2 m มีค่าเท่ากับ 6 mm ถ้า d = 0.4 mm ความยาวคลื่นเท่ากับกี่ nm</w:t>
       </w:r>
     </w:p>
     <w:p>
       <w:pPr>
-        <w:pStyle w:val="ListBullet"/>
         <w:ind w:left="720"/>
       </w:pPr>
       <w:r>
-        <w:t xml:space="preserve">    ก</w:t>
+        <w:t xml:space="preserve">    1. ก</w:t>
       </w:r>
     </w:p>
     <w:p>
       <w:pPr>
-        <w:pStyle w:val="ListBullet"/>
         <w:ind w:left="720"/>
       </w:pPr>
       <w:r>
-        <w:t xml:space="preserve">    ข</w:t>
+        <w:t xml:space="preserve">    2. ข</w:t>
       </w:r>
     </w:p>
     <w:p>
       <w:pPr>
-        <w:pStyle w:val="ListBullet"/>
         <w:ind w:left="720"/>
       </w:pPr>
       <w:r>
-        <w:t xml:space="preserve">    ค</w:t>
+        <w:t xml:space="preserve">    3. ค</w:t>
       </w:r>
     </w:p>
     <w:p>
       <w:pPr>
-        <w:pStyle w:val="ListBullet"/>
         <w:ind w:left="720"/>
       </w:pPr>
       <w:r>
-        <w:t xml:space="preserve">    ง</w:t>
+        <w:t xml:space="preserve">    4. ง</w:t>
       </w:r>
     </w:p>
     <w:p/>
@@ -283,7 +304,130 @@
         <w:rPr>
           <w:sz w:val="24"/>
         </w:rPr>
-        <w:t>ข้อ p3_l23_006: ในการทดลองสลิตคู่ ระยะห่างระหว่างริ้วแทรกสอดบริเวณกลาง (central maximum) กับริ้วที่ 1 (first order) ที่ระยะ L = 2 m มีค่าเท่ากับ 6 mm ถ้า d = 0.4 mm ความยาวคลื่นเท่ากับกี่ nm</w:t>
+        <w:t>7. ปรากฏการณ์เลี้ยวเบนจะเด่นชัดเมื่อใด</w:t>
+      </w:r>
+    </w:p>
+    <w:p>
+      <w:pPr>
+        <w:ind w:left="720"/>
+      </w:pPr>
+      <w:r>
+        <w:t xml:space="preserve">    1. ก</w:t>
+      </w:r>
+    </w:p>
+    <w:p>
+      <w:pPr>
+        <w:ind w:left="720"/>
+      </w:pPr>
+      <w:r>
+        <w:t xml:space="preserve">    2. ข</w:t>
+      </w:r>
+    </w:p>
+    <w:p>
+      <w:pPr>
+        <w:ind w:left="720"/>
+      </w:pPr>
+      <w:r>
+        <w:t xml:space="preserve">    3. ค</w:t>
+      </w:r>
+    </w:p>
+    <w:p>
+      <w:pPr>
+        <w:ind w:left="720"/>
+      </w:pPr>
+      <w:r>
+        <w:t xml:space="preserve">    4. ง</w:t>
+      </w:r>
+    </w:p>
+    <w:p/>
+    <w:p>
+      <w:r>
+        <w:rPr>
+          <w:sz w:val="24"/>
+        </w:rPr>
+        <w:t>8. สลิตคู่มีระยะห่าง d = 0.5 mm แสงมี λ = 500 nm ระยะระหว่างริ้วแทรกสอดที่ L = 1.5 m มีค่าเท่ากับกี่ mm</w:t>
+      </w:r>
+    </w:p>
+    <w:p>
+      <w:pPr>
+        <w:ind w:left="720"/>
+      </w:pPr>
+      <w:r>
+        <w:t xml:space="preserve">    1. ก</w:t>
+      </w:r>
+    </w:p>
+    <w:p>
+      <w:pPr>
+        <w:ind w:left="720"/>
+      </w:pPr>
+      <w:r>
+        <w:t xml:space="preserve">    2. ข</w:t>
+      </w:r>
+    </w:p>
+    <w:p>
+      <w:pPr>
+        <w:ind w:left="720"/>
+      </w:pPr>
+      <w:r>
+        <w:t xml:space="preserve">    3. ค</w:t>
+      </w:r>
+    </w:p>
+    <w:p>
+      <w:pPr>
+        <w:ind w:left="720"/>
+      </w:pPr>
+      <w:r>
+        <w:t xml:space="preserve">    4. ง</w:t>
+      </w:r>
+    </w:p>
+    <w:p/>
+    <w:p>
+      <w:r>
+        <w:rPr>
+          <w:sz w:val="24"/>
+        </w:rPr>
+        <w:t>9. สีของฟองสบู่เป็นผลจากปรากฏการณ์ใด</w:t>
+      </w:r>
+    </w:p>
+    <w:p>
+      <w:pPr>
+        <w:ind w:left="720"/>
+      </w:pPr>
+      <w:r>
+        <w:t xml:space="preserve">    1. ก</w:t>
+      </w:r>
+    </w:p>
+    <w:p>
+      <w:pPr>
+        <w:ind w:left="720"/>
+      </w:pPr>
+      <w:r>
+        <w:t xml:space="preserve">    2. ข</w:t>
+      </w:r>
+    </w:p>
+    <w:p>
+      <w:pPr>
+        <w:ind w:left="720"/>
+      </w:pPr>
+      <w:r>
+        <w:t xml:space="preserve">    3. ค</w:t>
+      </w:r>
+    </w:p>
+    <w:p>
+      <w:pPr>
+        <w:ind w:left="720"/>
+      </w:pPr>
+      <w:r>
+        <w:t xml:space="preserve">    4. ง</w:t>
+      </w:r>
+    </w:p>
+    <w:p/>
+    <w:p>
+      <w:r>
+        <w:rPr>
+          <w:sz w:val="24"/>
+        </w:rPr>
+        <w:t>10. แสง (λ = 550 nm) ผ่านช่องแคบกว้าง 0.2 mm ระยะฉาก 1 m ความกว้างของแถบสว่างกลาง (central maximum) เท่ากับกี่ mm</w:t>
       </w:r>
     </w:p>
     <w:p>
@@ -299,7 +443,569 @@
               <a:graphicData uri="http://schemas.openxmlformats.org/drawingml/2006/picture">
                 <pic:pic>
                   <pic:nvPicPr>
-                    <pic:cNvPr id="0" name="physics_img_q3_l23_006.png"/>
+                    <pic:cNvPr id="0" name="physics_img_4.png"/>
+                    <pic:cNvPicPr/>
+                  </pic:nvPicPr>
+                  <pic:blipFill>
+                    <a:blip r:embed="rId9"/>
+                    <a:stretch>
+                      <a:fillRect/>
+                    </a:stretch>
+                  </pic:blipFill>
+                  <pic:spPr>
+                    <a:xfrm>
+                      <a:off x="0" y="0"/>
+                      <a:ext cx="1828800" cy="1359877"/>
+                    </a:xfrm>
+                    <a:prstGeom prst="rect"/>
+                  </pic:spPr>
+                </pic:pic>
+              </a:graphicData>
+            </a:graphic>
+          </wp:inline>
+        </w:drawing>
+      </w:r>
+    </w:p>
+    <w:p/>
+    <w:p>
+      <w:pPr>
+        <w:ind w:left="720"/>
+      </w:pPr>
+      <w:r>
+        <w:t xml:space="preserve">    1. ก</w:t>
+      </w:r>
+    </w:p>
+    <w:p>
+      <w:pPr>
+        <w:ind w:left="720"/>
+      </w:pPr>
+      <w:r>
+        <w:t xml:space="preserve">    2. ข</w:t>
+      </w:r>
+    </w:p>
+    <w:p>
+      <w:pPr>
+        <w:ind w:left="720"/>
+      </w:pPr>
+      <w:r>
+        <w:t xml:space="preserve">    3. ค</w:t>
+      </w:r>
+    </w:p>
+    <w:p>
+      <w:pPr>
+        <w:ind w:left="720"/>
+      </w:pPr>
+      <w:r>
+        <w:t xml:space="preserve">    4. ง</w:t>
+      </w:r>
+    </w:p>
+    <w:p/>
+    <w:p>
+      <w:r>
+        <w:rPr>
+          <w:sz w:val="24"/>
+        </w:rPr>
+        <w:t>11. ข้อใดไม่ใช่เงื่อนไขของการแทรกสอดของแสงที่ให้แทรกสอดขึ้น</w:t>
+      </w:r>
+    </w:p>
+    <w:p>
+      <w:pPr>
+        <w:ind w:left="720"/>
+      </w:pPr>
+      <w:r>
+        <w:t xml:space="preserve">    1. ก</w:t>
+      </w:r>
+    </w:p>
+    <w:p>
+      <w:pPr>
+        <w:ind w:left="720"/>
+      </w:pPr>
+      <w:r>
+        <w:t xml:space="preserve">    2. ข</w:t>
+      </w:r>
+    </w:p>
+    <w:p>
+      <w:pPr>
+        <w:ind w:left="720"/>
+      </w:pPr>
+      <w:r>
+        <w:t xml:space="preserve">    3. ค</w:t>
+      </w:r>
+    </w:p>
+    <w:p>
+      <w:pPr>
+        <w:ind w:left="720"/>
+      </w:pPr>
+      <w:r>
+        <w:t xml:space="preserve">    4. ง</w:t>
+      </w:r>
+    </w:p>
+    <w:p/>
+    <w:p>
+      <w:r>
+        <w:rPr>
+          <w:sz w:val="24"/>
+        </w:rPr>
+        <w:t>12. สลิตคู่มี d = 0.3 mm แสงแดง (λ₁ = 650 nm) และแสงน้ำเงิน (λ₂ = 450 nm) ที่ L = 2 m ระยะห่างระหว่างริ้วรอยแทรกสอดของแสงสองสีนี้ที่ริ้วที่ 2 (m = 2) ต่างกันกี่ mm</w:t>
+      </w:r>
+    </w:p>
+    <w:p>
+      <w:pPr>
+        <w:ind w:left="720"/>
+      </w:pPr>
+      <w:r>
+        <w:t xml:space="preserve">    1. ก</w:t>
+      </w:r>
+    </w:p>
+    <w:p>
+      <w:pPr>
+        <w:ind w:left="720"/>
+      </w:pPr>
+      <w:r>
+        <w:t xml:space="preserve">    2. ข</w:t>
+      </w:r>
+    </w:p>
+    <w:p>
+      <w:pPr>
+        <w:ind w:left="720"/>
+      </w:pPr>
+      <w:r>
+        <w:t xml:space="preserve">    3. ค</w:t>
+      </w:r>
+    </w:p>
+    <w:p>
+      <w:pPr>
+        <w:ind w:left="720"/>
+      </w:pPr>
+      <w:r>
+        <w:t xml:space="preserve">    4. ง</w:t>
+      </w:r>
+    </w:p>
+    <w:p/>
+    <w:p>
+      <w:r>
+        <w:rPr>
+          <w:sz w:val="24"/>
+        </w:rPr>
+        <w:t>13. กระจกลำอนุภาค (grating) มี 500 ริ้วต่อ mm ความยาวคลื่นที่สามารถวัดได้สูงสุดใน order แรก (m=1) คือเท่าใด ถ้ามุมไม่เกิน 90°</w:t>
+      </w:r>
+    </w:p>
+    <w:p>
+      <w:pPr>
+        <w:ind w:left="720"/>
+      </w:pPr>
+      <w:r>
+        <w:t xml:space="preserve">    1. ก</w:t>
+      </w:r>
+    </w:p>
+    <w:p>
+      <w:pPr>
+        <w:ind w:left="720"/>
+      </w:pPr>
+      <w:r>
+        <w:t xml:space="preserve">    2. ข</w:t>
+      </w:r>
+    </w:p>
+    <w:p>
+      <w:pPr>
+        <w:ind w:left="720"/>
+      </w:pPr>
+      <w:r>
+        <w:t xml:space="preserve">    3. ค</w:t>
+      </w:r>
+    </w:p>
+    <w:p>
+      <w:pPr>
+        <w:ind w:left="720"/>
+      </w:pPr>
+      <w:r>
+        <w:t xml:space="preserve">    4. ง</w:t>
+      </w:r>
+    </w:p>
+    <w:p/>
+    <w:p>
+      <w:r>
+        <w:rPr>
+          <w:sz w:val="24"/>
+        </w:rPr>
+        <w:t>14. ในริ้วรอยเลี้ยวเบนจากช่องแคบเดี่ยว แถบมืดแรกอยู่ที่มุมใด</w:t>
+      </w:r>
+    </w:p>
+    <w:p>
+      <w:pPr>
+        <w:ind w:left="720"/>
+      </w:pPr>
+      <w:r>
+        <w:t xml:space="preserve">    1. ก</w:t>
+      </w:r>
+    </w:p>
+    <w:p>
+      <w:pPr>
+        <w:ind w:left="720"/>
+      </w:pPr>
+      <w:r>
+        <w:t xml:space="preserve">    2. ข</w:t>
+      </w:r>
+    </w:p>
+    <w:p>
+      <w:pPr>
+        <w:ind w:left="720"/>
+      </w:pPr>
+      <w:r>
+        <w:t xml:space="preserve">    3. ค</w:t>
+      </w:r>
+    </w:p>
+    <w:p>
+      <w:pPr>
+        <w:ind w:left="720"/>
+      </w:pPr>
+      <w:r>
+        <w:t xml:space="preserve">    4. ง</w:t>
+      </w:r>
+    </w:p>
+    <w:p/>
+    <w:p>
+      <w:r>
+        <w:rPr>
+          <w:sz w:val="24"/>
+        </w:rPr>
+        <w:t>15. สลิตคู่ให้ริ้วแทรกสอดที่ L = 3 m ถ้าริ้วที่ 1 อยู่ห่างจากศูนย์กลาง 4 mm และริ้วที่ 3 อยู่ห่าง 12 mm ระยะ d เป็นเท่าใด ถ้า λ = 600 nm</w:t>
+      </w:r>
+    </w:p>
+    <w:p>
+      <w:r>
+        <w:drawing>
+          <wp:inline xmlns:a="http://schemas.openxmlformats.org/drawingml/2006/main" xmlns:pic="http://schemas.openxmlformats.org/drawingml/2006/picture">
+            <wp:extent cx="1828800" cy="1359877"/>
+            <wp:docPr id="3" name="Picture 3"/>
+            <wp:cNvGraphicFramePr>
+              <a:graphicFrameLocks noChangeAspect="1"/>
+            </wp:cNvGraphicFramePr>
+            <a:graphic>
+              <a:graphicData uri="http://schemas.openxmlformats.org/drawingml/2006/picture">
+                <pic:pic>
+                  <pic:nvPicPr>
+                    <pic:cNvPr id="0" name="physics_img_4.png"/>
+                    <pic:cNvPicPr/>
+                  </pic:nvPicPr>
+                  <pic:blipFill>
+                    <a:blip r:embed="rId9"/>
+                    <a:stretch>
+                      <a:fillRect/>
+                    </a:stretch>
+                  </pic:blipFill>
+                  <pic:spPr>
+                    <a:xfrm>
+                      <a:off x="0" y="0"/>
+                      <a:ext cx="1828800" cy="1359877"/>
+                    </a:xfrm>
+                    <a:prstGeom prst="rect"/>
+                  </pic:spPr>
+                </pic:pic>
+              </a:graphicData>
+            </a:graphic>
+          </wp:inline>
+        </w:drawing>
+      </w:r>
+    </w:p>
+    <w:p/>
+    <w:p>
+      <w:pPr>
+        <w:ind w:left="720"/>
+      </w:pPr>
+      <w:r>
+        <w:t xml:space="preserve">    1. ก</w:t>
+      </w:r>
+    </w:p>
+    <w:p>
+      <w:pPr>
+        <w:ind w:left="720"/>
+      </w:pPr>
+      <w:r>
+        <w:t xml:space="preserve">    2. ข</w:t>
+      </w:r>
+    </w:p>
+    <w:p>
+      <w:pPr>
+        <w:ind w:left="720"/>
+      </w:pPr>
+      <w:r>
+        <w:t xml:space="preserve">    3. ค</w:t>
+      </w:r>
+    </w:p>
+    <w:p>
+      <w:pPr>
+        <w:ind w:left="720"/>
+      </w:pPr>
+      <w:r>
+        <w:t xml:space="preserve">    4. ง</w:t>
+      </w:r>
+    </w:p>
+    <w:p/>
+    <w:p>
+      <w:r>
+        <w:rPr>
+          <w:sz w:val="24"/>
+        </w:rPr>
+        <w:t>16. กระจกลำอนุภาคมี 1000 ริ้วต่อ mm มุมแทรกสอด order ที่ 2 ของแสง λ = 500 nm มีค่าเท่าใด</w:t>
+      </w:r>
+    </w:p>
+    <w:p>
+      <w:pPr>
+        <w:ind w:left="720"/>
+      </w:pPr>
+      <w:r>
+        <w:t xml:space="preserve">    1. ก</w:t>
+      </w:r>
+    </w:p>
+    <w:p>
+      <w:pPr>
+        <w:ind w:left="720"/>
+      </w:pPr>
+      <w:r>
+        <w:t xml:space="preserve">    2. ข</w:t>
+      </w:r>
+    </w:p>
+    <w:p>
+      <w:pPr>
+        <w:ind w:left="720"/>
+      </w:pPr>
+      <w:r>
+        <w:t xml:space="preserve">    3. ค</w:t>
+      </w:r>
+    </w:p>
+    <w:p>
+      <w:pPr>
+        <w:ind w:left="720"/>
+      </w:pPr>
+      <w:r>
+        <w:t xml:space="preserve">    4. ง</w:t>
+      </w:r>
+    </w:p>
+    <w:p/>
+    <w:p>
+      <w:r>
+        <w:rPr>
+          <w:sz w:val="24"/>
+        </w:rPr>
+        <w:t>17. ในการทดลองสลิตคู่ ถ้าทำให้ระยะห่างระหว่างสลิตแคบลง ริ้วรอยแทรกสอดจะ</w:t>
+      </w:r>
+    </w:p>
+    <w:p>
+      <w:pPr>
+        <w:ind w:left="720"/>
+      </w:pPr>
+      <w:r>
+        <w:t xml:space="preserve">    1. ก</w:t>
+      </w:r>
+    </w:p>
+    <w:p>
+      <w:pPr>
+        <w:ind w:left="720"/>
+      </w:pPr>
+      <w:r>
+        <w:t xml:space="preserve">    2. ข</w:t>
+      </w:r>
+    </w:p>
+    <w:p>
+      <w:pPr>
+        <w:ind w:left="720"/>
+      </w:pPr>
+      <w:r>
+        <w:t xml:space="preserve">    3. ค</w:t>
+      </w:r>
+    </w:p>
+    <w:p>
+      <w:pPr>
+        <w:ind w:left="720"/>
+      </w:pPr>
+      <w:r>
+        <w:t xml:space="preserve">    4. ง</w:t>
+      </w:r>
+    </w:p>
+    <w:p/>
+    <w:p>
+      <w:r>
+        <w:rPr>
+          <w:sz w:val="24"/>
+        </w:rPr>
+        <w:t>18. แสง λ = 600 nm ผ่านช่องแคบกว้าง 0.15 mm ระยะฉาก 1.2 m ความกว้างของแถบสว่างกลางมีค่าเท่ากับกี่ mm</w:t>
+      </w:r>
+    </w:p>
+    <w:p>
+      <w:pPr>
+        <w:ind w:left="720"/>
+      </w:pPr>
+      <w:r>
+        <w:t xml:space="preserve">    1. ก</w:t>
+      </w:r>
+    </w:p>
+    <w:p>
+      <w:pPr>
+        <w:ind w:left="720"/>
+      </w:pPr>
+      <w:r>
+        <w:t xml:space="preserve">    2. ข</w:t>
+      </w:r>
+    </w:p>
+    <w:p>
+      <w:pPr>
+        <w:ind w:left="720"/>
+      </w:pPr>
+      <w:r>
+        <w:t xml:space="preserve">    3. ค</w:t>
+      </w:r>
+    </w:p>
+    <w:p>
+      <w:pPr>
+        <w:ind w:left="720"/>
+      </w:pPr>
+      <w:r>
+        <w:t xml:space="preserve">    4. ง</w:t>
+      </w:r>
+    </w:p>
+    <w:p/>
+    <w:p>
+      <w:r>
+        <w:rPr>
+          <w:sz w:val="24"/>
+        </w:rPr>
+        <w:t>19. ริ้วรอยแทรกสอดจากสลิตคู่เกิดจากการรวมกันของคลื่นแสงที่มี</w:t>
+      </w:r>
+    </w:p>
+    <w:p>
+      <w:pPr>
+        <w:ind w:left="720"/>
+      </w:pPr>
+      <w:r>
+        <w:t xml:space="preserve">    1. ก</w:t>
+      </w:r>
+    </w:p>
+    <w:p>
+      <w:pPr>
+        <w:ind w:left="720"/>
+      </w:pPr>
+      <w:r>
+        <w:t xml:space="preserve">    2. ข</w:t>
+      </w:r>
+    </w:p>
+    <w:p>
+      <w:pPr>
+        <w:ind w:left="720"/>
+      </w:pPr>
+      <w:r>
+        <w:t xml:space="preserve">    3. ค</w:t>
+      </w:r>
+    </w:p>
+    <w:p>
+      <w:pPr>
+        <w:ind w:left="720"/>
+      </w:pPr>
+      <w:r>
+        <w:t xml:space="preserve">    4. ง</w:t>
+      </w:r>
+    </w:p>
+    <w:p/>
+    <w:p>
+      <w:r>
+        <w:rPr>
+          <w:sz w:val="24"/>
+        </w:rPr>
+        <w:t>20. สลิตคู่มี d = 0.25 mm ฉากห่าง 2.5 m ริ้วแทรกสอดอันดับที่ 3 อยู่ห่างจากศูนย์กลาง 15 mm ความยาวคลื่นเท่ากับกี่ nm</w:t>
+      </w:r>
+    </w:p>
+    <w:p>
+      <w:r>
+        <w:drawing>
+          <wp:inline xmlns:a="http://schemas.openxmlformats.org/drawingml/2006/main" xmlns:pic="http://schemas.openxmlformats.org/drawingml/2006/picture">
+            <wp:extent cx="1828800" cy="1359877"/>
+            <wp:docPr id="4" name="Picture 4"/>
+            <wp:cNvGraphicFramePr>
+              <a:graphicFrameLocks noChangeAspect="1"/>
+            </wp:cNvGraphicFramePr>
+            <a:graphic>
+              <a:graphicData uri="http://schemas.openxmlformats.org/drawingml/2006/picture">
+                <pic:pic>
+                  <pic:nvPicPr>
+                    <pic:cNvPr id="0" name="physics_img_4.png"/>
+                    <pic:cNvPicPr/>
+                  </pic:nvPicPr>
+                  <pic:blipFill>
+                    <a:blip r:embed="rId9"/>
+                    <a:stretch>
+                      <a:fillRect/>
+                    </a:stretch>
+                  </pic:blipFill>
+                  <pic:spPr>
+                    <a:xfrm>
+                      <a:off x="0" y="0"/>
+                      <a:ext cx="1828800" cy="1359877"/>
+                    </a:xfrm>
+                    <a:prstGeom prst="rect"/>
+                  </pic:spPr>
+                </pic:pic>
+              </a:graphicData>
+            </a:graphic>
+          </wp:inline>
+        </w:drawing>
+      </w:r>
+    </w:p>
+    <w:p/>
+    <w:p>
+      <w:pPr>
+        <w:ind w:left="720"/>
+      </w:pPr>
+      <w:r>
+        <w:t xml:space="preserve">    1. ก</w:t>
+      </w:r>
+    </w:p>
+    <w:p>
+      <w:pPr>
+        <w:ind w:left="720"/>
+      </w:pPr>
+      <w:r>
+        <w:t xml:space="preserve">    2. ข</w:t>
+      </w:r>
+    </w:p>
+    <w:p>
+      <w:pPr>
+        <w:ind w:left="720"/>
+      </w:pPr>
+      <w:r>
+        <w:t xml:space="preserve">    3. ค</w:t>
+      </w:r>
+    </w:p>
+    <w:p>
+      <w:pPr>
+        <w:ind w:left="720"/>
+      </w:pPr>
+      <w:r>
+        <w:t xml:space="preserve">    4. ง</w:t>
+      </w:r>
+    </w:p>
+    <w:p/>
+    <w:p>
+      <w:r>
+        <w:rPr>
+          <w:sz w:val="24"/>
+        </w:rPr>
+        <w:t>21. กระจกลำอนุภาค (diffraction grating) ใช้ประโยชน์ในการ</w:t>
+      </w:r>
+    </w:p>
+    <w:p>
+      <w:r>
+        <w:drawing>
+          <wp:inline xmlns:a="http://schemas.openxmlformats.org/drawingml/2006/main" xmlns:pic="http://schemas.openxmlformats.org/drawingml/2006/picture">
+            <wp:extent cx="1828800" cy="1359877"/>
+            <wp:docPr id="5" name="Picture 5"/>
+            <wp:cNvGraphicFramePr>
+              <a:graphicFrameLocks noChangeAspect="1"/>
+            </wp:cNvGraphicFramePr>
+            <a:graphic>
+              <a:graphicData uri="http://schemas.openxmlformats.org/drawingml/2006/picture">
+                <pic:pic>
+                  <pic:nvPicPr>
+                    <pic:cNvPr id="0" name="physics_img_21.png"/>
                     <pic:cNvPicPr/>
                   </pic:nvPicPr>
                   <pic:blipFill>
@@ -325,38 +1031,34 @@
     <w:p/>
     <w:p>
       <w:pPr>
-        <w:pStyle w:val="ListBullet"/>
         <w:ind w:left="720"/>
       </w:pPr>
       <w:r>
-        <w:t xml:space="preserve">    ก</w:t>
+        <w:t xml:space="preserve">    1. ก</w:t>
       </w:r>
     </w:p>
     <w:p>
       <w:pPr>
-        <w:pStyle w:val="ListBullet"/>
         <w:ind w:left="720"/>
       </w:pPr>
       <w:r>
-        <w:t xml:space="preserve">    ข</w:t>
+        <w:t xml:space="preserve">    2. ข</w:t>
       </w:r>
     </w:p>
     <w:p>
       <w:pPr>
-        <w:pStyle w:val="ListBullet"/>
         <w:ind w:left="720"/>
       </w:pPr>
       <w:r>
-        <w:t xml:space="preserve">    ค</w:t>
+        <w:t xml:space="preserve">    3. ค</w:t>
       </w:r>
     </w:p>
     <w:p>
       <w:pPr>
-        <w:pStyle w:val="ListBullet"/>
         <w:ind w:left="720"/>
       </w:pPr>
       <w:r>
-        <w:t xml:space="preserve">    ง</w:t>
+        <w:t xml:space="preserve">    4. ง</w:t>
       </w:r>
     </w:p>
     <w:p/>
@@ -365,277 +1067,7 @@
         <w:rPr>
           <w:sz w:val="24"/>
         </w:rPr>
-        <w:t>ข้อ p3_l23_007: ปรากฏการณ์เลี้ยวเบนจะเด่นชัดเมื่อใด</w:t>
-      </w:r>
-    </w:p>
-    <w:p>
-      <w:pPr>
-        <w:pStyle w:val="ListBullet"/>
-        <w:ind w:left="720"/>
-      </w:pPr>
-      <w:r>
-        <w:t xml:space="preserve">    ก</w:t>
-      </w:r>
-    </w:p>
-    <w:p>
-      <w:pPr>
-        <w:pStyle w:val="ListBullet"/>
-        <w:ind w:left="720"/>
-      </w:pPr>
-      <w:r>
-        <w:t xml:space="preserve">    ข</w:t>
-      </w:r>
-    </w:p>
-    <w:p>
-      <w:pPr>
-        <w:pStyle w:val="ListBullet"/>
-        <w:ind w:left="720"/>
-      </w:pPr>
-      <w:r>
-        <w:t xml:space="preserve">    ค</w:t>
-      </w:r>
-    </w:p>
-    <w:p>
-      <w:pPr>
-        <w:pStyle w:val="ListBullet"/>
-        <w:ind w:left="720"/>
-      </w:pPr>
-      <w:r>
-        <w:t xml:space="preserve">    ง</w:t>
-      </w:r>
-    </w:p>
-    <w:p/>
-    <w:p>
-      <w:r>
-        <w:rPr>
-          <w:sz w:val="24"/>
-        </w:rPr>
-        <w:t>ข้อ p3_l23_008: สลิตคู่มีระยะห่าง d = 0.5 mm แสงมี λ = 500 nm ระยะระหว่างริ้วแทรกสอดที่ L = 1.5 m มีค่าเท่ากับกี่ mm</w:t>
-      </w:r>
-    </w:p>
-    <w:p>
-      <w:pPr>
-        <w:pStyle w:val="ListBullet"/>
-        <w:ind w:left="720"/>
-      </w:pPr>
-      <w:r>
-        <w:t xml:space="preserve">    ก</w:t>
-      </w:r>
-    </w:p>
-    <w:p>
-      <w:pPr>
-        <w:pStyle w:val="ListBullet"/>
-        <w:ind w:left="720"/>
-      </w:pPr>
-      <w:r>
-        <w:t xml:space="preserve">    ข</w:t>
-      </w:r>
-    </w:p>
-    <w:p>
-      <w:pPr>
-        <w:pStyle w:val="ListBullet"/>
-        <w:ind w:left="720"/>
-      </w:pPr>
-      <w:r>
-        <w:t xml:space="preserve">    ค</w:t>
-      </w:r>
-    </w:p>
-    <w:p>
-      <w:pPr>
-        <w:pStyle w:val="ListBullet"/>
-        <w:ind w:left="720"/>
-      </w:pPr>
-      <w:r>
-        <w:t xml:space="preserve">    ง</w:t>
-      </w:r>
-    </w:p>
-    <w:p/>
-    <w:p>
-      <w:r>
-        <w:rPr>
-          <w:sz w:val="24"/>
-        </w:rPr>
-        <w:t>ข้อ p3_l23_009: สีของฟองสบู่เป็นผลจากปรากฏการณ์ใด</w:t>
-      </w:r>
-    </w:p>
-    <w:p>
-      <w:pPr>
-        <w:pStyle w:val="ListBullet"/>
-        <w:ind w:left="720"/>
-      </w:pPr>
-      <w:r>
-        <w:t xml:space="preserve">    ก</w:t>
-      </w:r>
-    </w:p>
-    <w:p>
-      <w:pPr>
-        <w:pStyle w:val="ListBullet"/>
-        <w:ind w:left="720"/>
-      </w:pPr>
-      <w:r>
-        <w:t xml:space="preserve">    ข</w:t>
-      </w:r>
-    </w:p>
-    <w:p>
-      <w:pPr>
-        <w:pStyle w:val="ListBullet"/>
-        <w:ind w:left="720"/>
-      </w:pPr>
-      <w:r>
-        <w:t xml:space="preserve">    ค</w:t>
-      </w:r>
-    </w:p>
-    <w:p>
-      <w:pPr>
-        <w:pStyle w:val="ListBullet"/>
-        <w:ind w:left="720"/>
-      </w:pPr>
-      <w:r>
-        <w:t xml:space="preserve">    ง</w:t>
-      </w:r>
-    </w:p>
-    <w:p/>
-    <w:p>
-      <w:r>
-        <w:rPr>
-          <w:sz w:val="24"/>
-        </w:rPr>
-        <w:t>ข้อ p3_l23_010: แสง (λ = 550 nm) ผ่านช่องแคบกว้าง 0.2 mm ระยะฉาก 1 m ความกว้างของแถบสว่างกลาง (central maximum) เท่ากับกี่ mm</w:t>
-      </w:r>
-    </w:p>
-    <w:p>
-      <w:pPr>
-        <w:pStyle w:val="ListBullet"/>
-        <w:ind w:left="720"/>
-      </w:pPr>
-      <w:r>
-        <w:t xml:space="preserve">    ก</w:t>
-      </w:r>
-    </w:p>
-    <w:p>
-      <w:pPr>
-        <w:pStyle w:val="ListBullet"/>
-        <w:ind w:left="720"/>
-      </w:pPr>
-      <w:r>
-        <w:t xml:space="preserve">    ข</w:t>
-      </w:r>
-    </w:p>
-    <w:p>
-      <w:pPr>
-        <w:pStyle w:val="ListBullet"/>
-        <w:ind w:left="720"/>
-      </w:pPr>
-      <w:r>
-        <w:t xml:space="preserve">    ค</w:t>
-      </w:r>
-    </w:p>
-    <w:p>
-      <w:pPr>
-        <w:pStyle w:val="ListBullet"/>
-        <w:ind w:left="720"/>
-      </w:pPr>
-      <w:r>
-        <w:t xml:space="preserve">    ง</w:t>
-      </w:r>
-    </w:p>
-    <w:p/>
-    <w:p>
-      <w:r>
-        <w:rPr>
-          <w:sz w:val="24"/>
-        </w:rPr>
-        <w:t>ข้อ p3_l23_011: ข้อใดไม่ใช่เงื่อนไขของการแทรกสอดของแสงที่ให้แทรกสอดขึ้น</w:t>
-      </w:r>
-    </w:p>
-    <w:p>
-      <w:pPr>
-        <w:pStyle w:val="ListBullet"/>
-        <w:ind w:left="720"/>
-      </w:pPr>
-      <w:r>
-        <w:t xml:space="preserve">    ก</w:t>
-      </w:r>
-    </w:p>
-    <w:p>
-      <w:pPr>
-        <w:pStyle w:val="ListBullet"/>
-        <w:ind w:left="720"/>
-      </w:pPr>
-      <w:r>
-        <w:t xml:space="preserve">    ข</w:t>
-      </w:r>
-    </w:p>
-    <w:p>
-      <w:pPr>
-        <w:pStyle w:val="ListBullet"/>
-        <w:ind w:left="720"/>
-      </w:pPr>
-      <w:r>
-        <w:t xml:space="preserve">    ค</w:t>
-      </w:r>
-    </w:p>
-    <w:p>
-      <w:pPr>
-        <w:pStyle w:val="ListBullet"/>
-        <w:ind w:left="720"/>
-      </w:pPr>
-      <w:r>
-        <w:t xml:space="preserve">    ง</w:t>
-      </w:r>
-    </w:p>
-    <w:p/>
-    <w:p>
-      <w:r>
-        <w:rPr>
-          <w:sz w:val="24"/>
-        </w:rPr>
-        <w:t>ข้อ p3_l23_012: สลิตคู่มี d = 0.3 mm แสงแดง (λ₁ = 650 nm) และแสงน้ำเงิน (λ₂ = 450 nm) ที่ L = 2 m ระยะห่างระหว่างริ้วรอยแทรกสอดของแสงสองสีนี้ที่ริ้วที่ 2 (m = 2) ต่างกันกี่ mm</w:t>
-      </w:r>
-    </w:p>
-    <w:p>
-      <w:pPr>
-        <w:pStyle w:val="ListBullet"/>
-        <w:ind w:left="720"/>
-      </w:pPr>
-      <w:r>
-        <w:t xml:space="preserve">    ก</w:t>
-      </w:r>
-    </w:p>
-    <w:p>
-      <w:pPr>
-        <w:pStyle w:val="ListBullet"/>
-        <w:ind w:left="720"/>
-      </w:pPr>
-      <w:r>
-        <w:t xml:space="preserve">    ข</w:t>
-      </w:r>
-    </w:p>
-    <w:p>
-      <w:pPr>
-        <w:pStyle w:val="ListBullet"/>
-        <w:ind w:left="720"/>
-      </w:pPr>
-      <w:r>
-        <w:t xml:space="preserve">    ค</w:t>
-      </w:r>
-    </w:p>
-    <w:p>
-      <w:pPr>
-        <w:pStyle w:val="ListBullet"/>
-        <w:ind w:left="720"/>
-      </w:pPr>
-      <w:r>
-        <w:t xml:space="preserve">    ง</w:t>
-      </w:r>
-    </w:p>
-    <w:p/>
-    <w:p>
-      <w:r>
-        <w:rPr>
-          <w:sz w:val="24"/>
-        </w:rPr>
-        <w:t>ข้อ p3_l23_013: กระจกลำอนุภาค (grating) มี 500 ริ้วต่อ mm ความยาวคลื่นที่สามารถวัดได้สูงสุดใน order แรก (m=1) คือเท่าใด ถ้ามุมไม่เกิน 90°</w:t>
+        <w:t>22. ในริ้วรอยเลี้ยวเบนจากช่องแคบเดี่ยว ถ้าทำให้ช่องแคบกว้างขึ้น ริ้วรอยจะ</w:t>
       </w:r>
     </w:p>
     <w:p>
@@ -643,7 +1075,7 @@
         <w:drawing>
           <wp:inline xmlns:a="http://schemas.openxmlformats.org/drawingml/2006/main" xmlns:pic="http://schemas.openxmlformats.org/drawingml/2006/picture">
             <wp:extent cx="1828800" cy="1359877"/>
-            <wp:docPr id="3" name="Picture 3"/>
+            <wp:docPr id="6" name="Picture 6"/>
             <wp:cNvGraphicFramePr>
               <a:graphicFrameLocks noChangeAspect="1"/>
             </wp:cNvGraphicFramePr>
@@ -651,7 +1083,7 @@
               <a:graphicData uri="http://schemas.openxmlformats.org/drawingml/2006/picture">
                 <pic:pic>
                   <pic:nvPicPr>
-                    <pic:cNvPr id="0" name="physics_img_q3_l23_013.png"/>
+                    <pic:cNvPr id="0" name="physics_img_22.png"/>
                     <pic:cNvPicPr/>
                   </pic:nvPicPr>
                   <pic:blipFill>
@@ -677,38 +1109,34 @@
     <w:p/>
     <w:p>
       <w:pPr>
-        <w:pStyle w:val="ListBullet"/>
         <w:ind w:left="720"/>
       </w:pPr>
       <w:r>
-        <w:t xml:space="preserve">    ก</w:t>
+        <w:t xml:space="preserve">    1. ก</w:t>
       </w:r>
     </w:p>
     <w:p>
       <w:pPr>
-        <w:pStyle w:val="ListBullet"/>
         <w:ind w:left="720"/>
       </w:pPr>
       <w:r>
-        <w:t xml:space="preserve">    ข</w:t>
+        <w:t xml:space="preserve">    2. ข</w:t>
       </w:r>
     </w:p>
     <w:p>
       <w:pPr>
-        <w:pStyle w:val="ListBullet"/>
         <w:ind w:left="720"/>
       </w:pPr>
       <w:r>
-        <w:t xml:space="preserve">    ค</w:t>
+        <w:t xml:space="preserve">    3. ค</w:t>
       </w:r>
     </w:p>
     <w:p>
       <w:pPr>
-        <w:pStyle w:val="ListBullet"/>
         <w:ind w:left="720"/>
       </w:pPr>
       <w:r>
-        <w:t xml:space="preserve">    ง</w:t>
+        <w:t xml:space="preserve">    4. ง</w:t>
       </w:r>
     </w:p>
     <w:p/>
@@ -717,43 +1145,76 @@
         <w:rPr>
           <w:sz w:val="24"/>
         </w:rPr>
-        <w:t>ข้อ p3_l23_014: ในริ้วรอยเลี้ยวเบนจากช่องแคบเดี่ยว แถบมืดแรกอยู่ที่มุมใด</w:t>
+        <w:t>23. สลิตคู่ให้ริ้วแทรกสอดบนฉากที่ห่าง L ระยะระหว่างริ้ว bright ที่ m = 1 และ m = 3 มีค่าเท่ากับ 8 mm ถ้า λ = 500 nm และ L = 1.6 m ระยะ d เท่ากับกี่ mm</w:t>
+      </w:r>
+    </w:p>
+    <w:p>
+      <w:r>
+        <w:drawing>
+          <wp:inline xmlns:a="http://schemas.openxmlformats.org/drawingml/2006/main" xmlns:pic="http://schemas.openxmlformats.org/drawingml/2006/picture">
+            <wp:extent cx="1828800" cy="1359877"/>
+            <wp:docPr id="7" name="Picture 7"/>
+            <wp:cNvGraphicFramePr>
+              <a:graphicFrameLocks noChangeAspect="1"/>
+            </wp:cNvGraphicFramePr>
+            <a:graphic>
+              <a:graphicData uri="http://schemas.openxmlformats.org/drawingml/2006/picture">
+                <pic:pic>
+                  <pic:nvPicPr>
+                    <pic:cNvPr id="0" name="physics_img_4.png"/>
+                    <pic:cNvPicPr/>
+                  </pic:nvPicPr>
+                  <pic:blipFill>
+                    <a:blip r:embed="rId9"/>
+                    <a:stretch>
+                      <a:fillRect/>
+                    </a:stretch>
+                  </pic:blipFill>
+                  <pic:spPr>
+                    <a:xfrm>
+                      <a:off x="0" y="0"/>
+                      <a:ext cx="1828800" cy="1359877"/>
+                    </a:xfrm>
+                    <a:prstGeom prst="rect"/>
+                  </pic:spPr>
+                </pic:pic>
+              </a:graphicData>
+            </a:graphic>
+          </wp:inline>
+        </w:drawing>
+      </w:r>
+    </w:p>
+    <w:p/>
+    <w:p>
+      <w:pPr>
+        <w:ind w:left="720"/>
+      </w:pPr>
+      <w:r>
+        <w:t xml:space="preserve">    1. ก</w:t>
       </w:r>
     </w:p>
     <w:p>
       <w:pPr>
-        <w:pStyle w:val="ListBullet"/>
         <w:ind w:left="720"/>
       </w:pPr>
       <w:r>
-        <w:t xml:space="preserve">    ก</w:t>
+        <w:t xml:space="preserve">    2. ข</w:t>
       </w:r>
     </w:p>
     <w:p>
       <w:pPr>
-        <w:pStyle w:val="ListBullet"/>
         <w:ind w:left="720"/>
       </w:pPr>
       <w:r>
-        <w:t xml:space="preserve">    ข</w:t>
+        <w:t xml:space="preserve">    3. ค</w:t>
       </w:r>
     </w:p>
     <w:p>
       <w:pPr>
-        <w:pStyle w:val="ListBullet"/>
         <w:ind w:left="720"/>
       </w:pPr>
       <w:r>
-        <w:t xml:space="preserve">    ค</w:t>
-      </w:r>
-    </w:p>
-    <w:p>
-      <w:pPr>
-        <w:pStyle w:val="ListBullet"/>
-        <w:ind w:left="720"/>
-      </w:pPr>
-      <w:r>
-        <w:t xml:space="preserve">    ง</w:t>
+        <w:t xml:space="preserve">    4. ง</w:t>
       </w:r>
     </w:p>
     <w:p/>
@@ -762,142 +1223,7 @@
         <w:rPr>
           <w:sz w:val="24"/>
         </w:rPr>
-        <w:t>ข้อ p3_l23_015: สลิตคู่ให้ริ้วแทรกสอดที่ L = 3 m ถ้าริ้วที่ 1 อยู่ห่างจากศูนย์กลาง 4 mm และริ้วที่ 3 อยู่ห่าง 12 mm ระยะ d เป็นเท่าใด ถ้า λ = 600 nm</w:t>
-      </w:r>
-    </w:p>
-    <w:p>
-      <w:pPr>
-        <w:pStyle w:val="ListBullet"/>
-        <w:ind w:left="720"/>
-      </w:pPr>
-      <w:r>
-        <w:t xml:space="preserve">    ก</w:t>
-      </w:r>
-    </w:p>
-    <w:p>
-      <w:pPr>
-        <w:pStyle w:val="ListBullet"/>
-        <w:ind w:left="720"/>
-      </w:pPr>
-      <w:r>
-        <w:t xml:space="preserve">    ข</w:t>
-      </w:r>
-    </w:p>
-    <w:p>
-      <w:pPr>
-        <w:pStyle w:val="ListBullet"/>
-        <w:ind w:left="720"/>
-      </w:pPr>
-      <w:r>
-        <w:t xml:space="preserve">    ค</w:t>
-      </w:r>
-    </w:p>
-    <w:p>
-      <w:pPr>
-        <w:pStyle w:val="ListBullet"/>
-        <w:ind w:left="720"/>
-      </w:pPr>
-      <w:r>
-        <w:t xml:space="preserve">    ง</w:t>
-      </w:r>
-    </w:p>
-    <w:p/>
-    <w:p>
-      <w:r>
-        <w:rPr>
-          <w:sz w:val="24"/>
-        </w:rPr>
-        <w:t>ข้อ p3_l23_016: กระจกลำอนุภาคมี 1000 ริ้วต่อ mm มุมแทรกสอด order ที่ 2 ของแสง λ = 500 nm มีค่าเท่าใด</w:t>
-      </w:r>
-    </w:p>
-    <w:p>
-      <w:pPr>
-        <w:pStyle w:val="ListBullet"/>
-        <w:ind w:left="720"/>
-      </w:pPr>
-      <w:r>
-        <w:t xml:space="preserve">    ก</w:t>
-      </w:r>
-    </w:p>
-    <w:p>
-      <w:pPr>
-        <w:pStyle w:val="ListBullet"/>
-        <w:ind w:left="720"/>
-      </w:pPr>
-      <w:r>
-        <w:t xml:space="preserve">    ข</w:t>
-      </w:r>
-    </w:p>
-    <w:p>
-      <w:pPr>
-        <w:pStyle w:val="ListBullet"/>
-        <w:ind w:left="720"/>
-      </w:pPr>
-      <w:r>
-        <w:t xml:space="preserve">    ค</w:t>
-      </w:r>
-    </w:p>
-    <w:p>
-      <w:pPr>
-        <w:pStyle w:val="ListBullet"/>
-        <w:ind w:left="720"/>
-      </w:pPr>
-      <w:r>
-        <w:t xml:space="preserve">    ง</w:t>
-      </w:r>
-    </w:p>
-    <w:p/>
-    <w:p>
-      <w:r>
-        <w:rPr>
-          <w:sz w:val="24"/>
-        </w:rPr>
-        <w:t>ข้อ p3_l23_017: ในการทดลองสลิตคู่ ถ้าทำให้ระยะห่างระหว่างสลิตแคบลง ริ้วรอยแทรกสอดจะ</w:t>
-      </w:r>
-    </w:p>
-    <w:p>
-      <w:pPr>
-        <w:pStyle w:val="ListBullet"/>
-        <w:ind w:left="720"/>
-      </w:pPr>
-      <w:r>
-        <w:t xml:space="preserve">    ก</w:t>
-      </w:r>
-    </w:p>
-    <w:p>
-      <w:pPr>
-        <w:pStyle w:val="ListBullet"/>
-        <w:ind w:left="720"/>
-      </w:pPr>
-      <w:r>
-        <w:t xml:space="preserve">    ข</w:t>
-      </w:r>
-    </w:p>
-    <w:p>
-      <w:pPr>
-        <w:pStyle w:val="ListBullet"/>
-        <w:ind w:left="720"/>
-      </w:pPr>
-      <w:r>
-        <w:t xml:space="preserve">    ค</w:t>
-      </w:r>
-    </w:p>
-    <w:p>
-      <w:pPr>
-        <w:pStyle w:val="ListBullet"/>
-        <w:ind w:left="720"/>
-      </w:pPr>
-      <w:r>
-        <w:t xml:space="preserve">    ง</w:t>
-      </w:r>
-    </w:p>
-    <w:p/>
-    <w:p>
-      <w:r>
-        <w:rPr>
-          <w:sz w:val="24"/>
-        </w:rPr>
-        <w:t>ข้อ p3_l23_018: แสง λ = 600 nm ผ่านช่องแคบกว้าง 0.15 mm ระยะฉาก 1.2 m ความกว้างของแถบสว่างกลางมีค่าเท่ากับกี่ mm</w:t>
+        <w:t>24. สีรุ้งที่เห็นบนแผ่น CD หรือ DVD เกิดจากปรากฏการณ์ใด</w:t>
       </w:r>
     </w:p>
     <w:p>
@@ -905,7 +1231,7 @@
         <w:drawing>
           <wp:inline xmlns:a="http://schemas.openxmlformats.org/drawingml/2006/main" xmlns:pic="http://schemas.openxmlformats.org/drawingml/2006/picture">
             <wp:extent cx="1828800" cy="1359877"/>
-            <wp:docPr id="4" name="Picture 4"/>
+            <wp:docPr id="8" name="Picture 8"/>
             <wp:cNvGraphicFramePr>
               <a:graphicFrameLocks noChangeAspect="1"/>
             </wp:cNvGraphicFramePr>
@@ -913,7 +1239,7 @@
               <a:graphicData uri="http://schemas.openxmlformats.org/drawingml/2006/picture">
                 <pic:pic>
                   <pic:nvPicPr>
-                    <pic:cNvPr id="0" name="physics_img_q3_l23_006.png"/>
+                    <pic:cNvPr id="0" name="physics_img_21.png"/>
                     <pic:cNvPicPr/>
                   </pic:nvPicPr>
                   <pic:blipFill>
@@ -939,38 +1265,34 @@
     <w:p/>
     <w:p>
       <w:pPr>
-        <w:pStyle w:val="ListBullet"/>
         <w:ind w:left="720"/>
       </w:pPr>
       <w:r>
-        <w:t xml:space="preserve">    ก</w:t>
+        <w:t xml:space="preserve">    1. ก</w:t>
       </w:r>
     </w:p>
     <w:p>
       <w:pPr>
-        <w:pStyle w:val="ListBullet"/>
         <w:ind w:left="720"/>
       </w:pPr>
       <w:r>
-        <w:t xml:space="preserve">    ข</w:t>
+        <w:t xml:space="preserve">    2. ข</w:t>
       </w:r>
     </w:p>
     <w:p>
       <w:pPr>
-        <w:pStyle w:val="ListBullet"/>
         <w:ind w:left="720"/>
       </w:pPr>
       <w:r>
-        <w:t xml:space="preserve">    ค</w:t>
+        <w:t xml:space="preserve">    3. ค</w:t>
       </w:r>
     </w:p>
     <w:p>
       <w:pPr>
-        <w:pStyle w:val="ListBullet"/>
         <w:ind w:left="720"/>
       </w:pPr>
       <w:r>
-        <w:t xml:space="preserve">    ง</w:t>
+        <w:t xml:space="preserve">    4. ง</w:t>
       </w:r>
     </w:p>
     <w:p/>
@@ -979,387 +1301,39 @@
         <w:rPr>
           <w:sz w:val="24"/>
         </w:rPr>
-        <w:t>ข้อ p3_l23_019: ริ้วรอยแทรกสอดจากสลิตคู่เกิดจากการรวมกันของคลื่นแสงที่มี</w:t>
+        <w:t>25. แสง λ = 500 nm ผ่านช่องแคบกว้าง 0.1 mm ที่ระยะ 1.5 m มุมของแถบมืดที่ 2 เท่ากับกี่องศา</w:t>
       </w:r>
     </w:p>
     <w:p>
       <w:pPr>
-        <w:pStyle w:val="ListBullet"/>
         <w:ind w:left="720"/>
       </w:pPr>
       <w:r>
-        <w:t xml:space="preserve">    ก</w:t>
+        <w:t xml:space="preserve">    1. ก</w:t>
       </w:r>
     </w:p>
     <w:p>
       <w:pPr>
-        <w:pStyle w:val="ListBullet"/>
         <w:ind w:left="720"/>
       </w:pPr>
       <w:r>
-        <w:t xml:space="preserve">    ข</w:t>
+        <w:t xml:space="preserve">    2. ข</w:t>
       </w:r>
     </w:p>
     <w:p>
       <w:pPr>
-        <w:pStyle w:val="ListBullet"/>
         <w:ind w:left="720"/>
       </w:pPr>
       <w:r>
-        <w:t xml:space="preserve">    ค</w:t>
+        <w:t xml:space="preserve">    3. ค</w:t>
       </w:r>
     </w:p>
     <w:p>
       <w:pPr>
-        <w:pStyle w:val="ListBullet"/>
         <w:ind w:left="720"/>
       </w:pPr>
       <w:r>
-        <w:t xml:space="preserve">    ง</w:t>
-      </w:r>
-    </w:p>
-    <w:p/>
-    <w:p>
-      <w:r>
-        <w:rPr>
-          <w:sz w:val="24"/>
-        </w:rPr>
-        <w:t>ข้อ p3_l23_020: สลิตคู่มี d = 0.25 mm ฉากห่าง 2.5 m ริ้วแทรกสอดอันดับที่ 3 อยู่ห่างจากศูนย์กลาง 15 mm ความยาวคลื่นเท่ากับกี่ nm</w:t>
-      </w:r>
-    </w:p>
-    <w:p>
-      <w:pPr>
-        <w:pStyle w:val="ListBullet"/>
-        <w:ind w:left="720"/>
-      </w:pPr>
-      <w:r>
-        <w:t xml:space="preserve">    ก</w:t>
-      </w:r>
-    </w:p>
-    <w:p>
-      <w:pPr>
-        <w:pStyle w:val="ListBullet"/>
-        <w:ind w:left="720"/>
-      </w:pPr>
-      <w:r>
-        <w:t xml:space="preserve">    ข</w:t>
-      </w:r>
-    </w:p>
-    <w:p>
-      <w:pPr>
-        <w:pStyle w:val="ListBullet"/>
-        <w:ind w:left="720"/>
-      </w:pPr>
-      <w:r>
-        <w:t xml:space="preserve">    ค</w:t>
-      </w:r>
-    </w:p>
-    <w:p>
-      <w:pPr>
-        <w:pStyle w:val="ListBullet"/>
-        <w:ind w:left="720"/>
-      </w:pPr>
-      <w:r>
-        <w:t xml:space="preserve">    ง</w:t>
-      </w:r>
-    </w:p>
-    <w:p/>
-    <w:p>
-      <w:r>
-        <w:rPr>
-          <w:sz w:val="24"/>
-        </w:rPr>
-        <w:t>ข้อ p3_l23_021: กระจกลำอนุภาค (diffraction grating) ใช้ประโยชน์ในการ</w:t>
-      </w:r>
-    </w:p>
-    <w:p>
-      <w:r>
-        <w:drawing>
-          <wp:inline xmlns:a="http://schemas.openxmlformats.org/drawingml/2006/main" xmlns:pic="http://schemas.openxmlformats.org/drawingml/2006/picture">
-            <wp:extent cx="1828800" cy="1359877"/>
-            <wp:docPr id="5" name="Picture 5"/>
-            <wp:cNvGraphicFramePr>
-              <a:graphicFrameLocks noChangeAspect="1"/>
-            </wp:cNvGraphicFramePr>
-            <a:graphic>
-              <a:graphicData uri="http://schemas.openxmlformats.org/drawingml/2006/picture">
-                <pic:pic>
-                  <pic:nvPicPr>
-                    <pic:cNvPr id="0" name="physics_img_q3_l23_013.png"/>
-                    <pic:cNvPicPr/>
-                  </pic:nvPicPr>
-                  <pic:blipFill>
-                    <a:blip r:embed="rId11"/>
-                    <a:stretch>
-                      <a:fillRect/>
-                    </a:stretch>
-                  </pic:blipFill>
-                  <pic:spPr>
-                    <a:xfrm>
-                      <a:off x="0" y="0"/>
-                      <a:ext cx="1828800" cy="1359877"/>
-                    </a:xfrm>
-                    <a:prstGeom prst="rect"/>
-                  </pic:spPr>
-                </pic:pic>
-              </a:graphicData>
-            </a:graphic>
-          </wp:inline>
-        </w:drawing>
-      </w:r>
-    </w:p>
-    <w:p/>
-    <w:p>
-      <w:pPr>
-        <w:pStyle w:val="ListBullet"/>
-        <w:ind w:left="720"/>
-      </w:pPr>
-      <w:r>
-        <w:t xml:space="preserve">    ก</w:t>
-      </w:r>
-    </w:p>
-    <w:p>
-      <w:pPr>
-        <w:pStyle w:val="ListBullet"/>
-        <w:ind w:left="720"/>
-      </w:pPr>
-      <w:r>
-        <w:t xml:space="preserve">    ข</w:t>
-      </w:r>
-    </w:p>
-    <w:p>
-      <w:pPr>
-        <w:pStyle w:val="ListBullet"/>
-        <w:ind w:left="720"/>
-      </w:pPr>
-      <w:r>
-        <w:t xml:space="preserve">    ค</w:t>
-      </w:r>
-    </w:p>
-    <w:p>
-      <w:pPr>
-        <w:pStyle w:val="ListBullet"/>
-        <w:ind w:left="720"/>
-      </w:pPr>
-      <w:r>
-        <w:t xml:space="preserve">    ง</w:t>
-      </w:r>
-    </w:p>
-    <w:p/>
-    <w:p>
-      <w:r>
-        <w:rPr>
-          <w:sz w:val="24"/>
-        </w:rPr>
-        <w:t>ข้อ p3_l23_022: ในริ้วรอยเลี้ยวเบนจากช่องแคบเดี่ยว ถ้าทำให้ช่องแคบกว้างขึ้น ริ้วรอยจะ</w:t>
-      </w:r>
-    </w:p>
-    <w:p>
-      <w:pPr>
-        <w:pStyle w:val="ListBullet"/>
-        <w:ind w:left="720"/>
-      </w:pPr>
-      <w:r>
-        <w:t xml:space="preserve">    ก</w:t>
-      </w:r>
-    </w:p>
-    <w:p>
-      <w:pPr>
-        <w:pStyle w:val="ListBullet"/>
-        <w:ind w:left="720"/>
-      </w:pPr>
-      <w:r>
-        <w:t xml:space="preserve">    ข</w:t>
-      </w:r>
-    </w:p>
-    <w:p>
-      <w:pPr>
-        <w:pStyle w:val="ListBullet"/>
-        <w:ind w:left="720"/>
-      </w:pPr>
-      <w:r>
-        <w:t xml:space="preserve">    ค</w:t>
-      </w:r>
-    </w:p>
-    <w:p>
-      <w:pPr>
-        <w:pStyle w:val="ListBullet"/>
-        <w:ind w:left="720"/>
-      </w:pPr>
-      <w:r>
-        <w:t xml:space="preserve">    ง</w:t>
-      </w:r>
-    </w:p>
-    <w:p/>
-    <w:p>
-      <w:r>
-        <w:rPr>
-          <w:sz w:val="24"/>
-        </w:rPr>
-        <w:t>ข้อ p3_l23_023: สลิตคู่ให้ริ้วแทรกสอดบนฉากที่ห่าง L ระยะระหว่างริ้ว bright ที่ m = 1 และ m = 3 มีค่าเท่ากับ 8 mm ถ้า λ = 500 nm และ L = 1.6 m ระยะ d เท่ากับกี่ mm</w:t>
-      </w:r>
-    </w:p>
-    <w:p>
-      <w:pPr>
-        <w:pStyle w:val="ListBullet"/>
-        <w:ind w:left="720"/>
-      </w:pPr>
-      <w:r>
-        <w:t xml:space="preserve">    ก</w:t>
-      </w:r>
-    </w:p>
-    <w:p>
-      <w:pPr>
-        <w:pStyle w:val="ListBullet"/>
-        <w:ind w:left="720"/>
-      </w:pPr>
-      <w:r>
-        <w:t xml:space="preserve">    ข</w:t>
-      </w:r>
-    </w:p>
-    <w:p>
-      <w:pPr>
-        <w:pStyle w:val="ListBullet"/>
-        <w:ind w:left="720"/>
-      </w:pPr>
-      <w:r>
-        <w:t xml:space="preserve">    ค</w:t>
-      </w:r>
-    </w:p>
-    <w:p>
-      <w:pPr>
-        <w:pStyle w:val="ListBullet"/>
-        <w:ind w:left="720"/>
-      </w:pPr>
-      <w:r>
-        <w:t xml:space="preserve">    ง</w:t>
-      </w:r>
-    </w:p>
-    <w:p/>
-    <w:p>
-      <w:r>
-        <w:rPr>
-          <w:sz w:val="24"/>
-        </w:rPr>
-        <w:t>ข้อ p3_l23_024: สีรุ้งที่เห็นบนแผ่น CD หรือ DVD เกิดจากปรากฏการณ์ใด</w:t>
-      </w:r>
-    </w:p>
-    <w:p>
-      <w:r>
-        <w:drawing>
-          <wp:inline xmlns:a="http://schemas.openxmlformats.org/drawingml/2006/main" xmlns:pic="http://schemas.openxmlformats.org/drawingml/2006/picture">
-            <wp:extent cx="1828800" cy="1359877"/>
-            <wp:docPr id="6" name="Picture 6"/>
-            <wp:cNvGraphicFramePr>
-              <a:graphicFrameLocks noChangeAspect="1"/>
-            </wp:cNvGraphicFramePr>
-            <a:graphic>
-              <a:graphicData uri="http://schemas.openxmlformats.org/drawingml/2006/picture">
-                <pic:pic>
-                  <pic:nvPicPr>
-                    <pic:cNvPr id="0" name="physics_img_q3_l23_013.png"/>
-                    <pic:cNvPicPr/>
-                  </pic:nvPicPr>
-                  <pic:blipFill>
-                    <a:blip r:embed="rId11"/>
-                    <a:stretch>
-                      <a:fillRect/>
-                    </a:stretch>
-                  </pic:blipFill>
-                  <pic:spPr>
-                    <a:xfrm>
-                      <a:off x="0" y="0"/>
-                      <a:ext cx="1828800" cy="1359877"/>
-                    </a:xfrm>
-                    <a:prstGeom prst="rect"/>
-                  </pic:spPr>
-                </pic:pic>
-              </a:graphicData>
-            </a:graphic>
-          </wp:inline>
-        </w:drawing>
-      </w:r>
-    </w:p>
-    <w:p/>
-    <w:p>
-      <w:pPr>
-        <w:pStyle w:val="ListBullet"/>
-        <w:ind w:left="720"/>
-      </w:pPr>
-      <w:r>
-        <w:t xml:space="preserve">    ก</w:t>
-      </w:r>
-    </w:p>
-    <w:p>
-      <w:pPr>
-        <w:pStyle w:val="ListBullet"/>
-        <w:ind w:left="720"/>
-      </w:pPr>
-      <w:r>
-        <w:t xml:space="preserve">    ข</w:t>
-      </w:r>
-    </w:p>
-    <w:p>
-      <w:pPr>
-        <w:pStyle w:val="ListBullet"/>
-        <w:ind w:left="720"/>
-      </w:pPr>
-      <w:r>
-        <w:t xml:space="preserve">    ค</w:t>
-      </w:r>
-    </w:p>
-    <w:p>
-      <w:pPr>
-        <w:pStyle w:val="ListBullet"/>
-        <w:ind w:left="720"/>
-      </w:pPr>
-      <w:r>
-        <w:t xml:space="preserve">    ง</w:t>
-      </w:r>
-    </w:p>
-    <w:p/>
-    <w:p>
-      <w:r>
-        <w:rPr>
-          <w:sz w:val="24"/>
-        </w:rPr>
-        <w:t>ข้อ p3_l23_025: แสง λ = 500 nm ผ่านช่องแคบกว้าง 0.1 mm ที่ระยะ 1.5 m มุมของแถบมืดที่ 2 เท่ากับกี่องศา</w:t>
-      </w:r>
-    </w:p>
-    <w:p>
-      <w:pPr>
-        <w:pStyle w:val="ListBullet"/>
-        <w:ind w:left="720"/>
-      </w:pPr>
-      <w:r>
-        <w:t xml:space="preserve">    ก</w:t>
-      </w:r>
-    </w:p>
-    <w:p>
-      <w:pPr>
-        <w:pStyle w:val="ListBullet"/>
-        <w:ind w:left="720"/>
-      </w:pPr>
-      <w:r>
-        <w:t xml:space="preserve">    ข</w:t>
-      </w:r>
-    </w:p>
-    <w:p>
-      <w:pPr>
-        <w:pStyle w:val="ListBullet"/>
-        <w:ind w:left="720"/>
-      </w:pPr>
-      <w:r>
-        <w:t xml:space="preserve">    ค</w:t>
-      </w:r>
-    </w:p>
-    <w:p>
-      <w:pPr>
-        <w:pStyle w:val="ListBullet"/>
-        <w:ind w:left="720"/>
-      </w:pPr>
-      <w:r>
-        <w:t xml:space="preserve">    ง</w:t>
+        <w:t xml:space="preserve">    4. ง</w:t>
       </w:r>
     </w:p>
     <w:p/>

--- a/physics_course/word/lesson23.docx
+++ b/physics_course/word/lesson23.docx
@@ -147,43 +147,6 @@
         <w:t>4. แสงสีแดง (λ = 700 nm) ผ่านช่องแคบกว้าง 0.1 mm มุมเลี้ยวเบนของแถบมืดที่หนึ่งเท่ากับกี่องศา</w:t>
       </w:r>
     </w:p>
-    <w:p>
-      <w:r>
-        <w:drawing>
-          <wp:inline xmlns:a="http://schemas.openxmlformats.org/drawingml/2006/main" xmlns:pic="http://schemas.openxmlformats.org/drawingml/2006/picture">
-            <wp:extent cx="1828800" cy="1359877"/>
-            <wp:docPr id="1" name="Picture 1"/>
-            <wp:cNvGraphicFramePr>
-              <a:graphicFrameLocks noChangeAspect="1"/>
-            </wp:cNvGraphicFramePr>
-            <a:graphic>
-              <a:graphicData uri="http://schemas.openxmlformats.org/drawingml/2006/picture">
-                <pic:pic>
-                  <pic:nvPicPr>
-                    <pic:cNvPr id="0" name="physics_img_4.png"/>
-                    <pic:cNvPicPr/>
-                  </pic:nvPicPr>
-                  <pic:blipFill>
-                    <a:blip r:embed="rId9"/>
-                    <a:stretch>
-                      <a:fillRect/>
-                    </a:stretch>
-                  </pic:blipFill>
-                  <pic:spPr>
-                    <a:xfrm>
-                      <a:off x="0" y="0"/>
-                      <a:ext cx="1828800" cy="1359877"/>
-                    </a:xfrm>
-                    <a:prstGeom prst="rect"/>
-                  </pic:spPr>
-                </pic:pic>
-              </a:graphicData>
-            </a:graphic>
-          </wp:inline>
-        </w:drawing>
-      </w:r>
-    </w:p>
-    <w:p/>
     <w:p>
       <w:pPr>
         <w:ind w:left="720"/>
@@ -431,43 +394,6 @@
       </w:r>
     </w:p>
     <w:p>
-      <w:r>
-        <w:drawing>
-          <wp:inline xmlns:a="http://schemas.openxmlformats.org/drawingml/2006/main" xmlns:pic="http://schemas.openxmlformats.org/drawingml/2006/picture">
-            <wp:extent cx="1828800" cy="1359877"/>
-            <wp:docPr id="2" name="Picture 2"/>
-            <wp:cNvGraphicFramePr>
-              <a:graphicFrameLocks noChangeAspect="1"/>
-            </wp:cNvGraphicFramePr>
-            <a:graphic>
-              <a:graphicData uri="http://schemas.openxmlformats.org/drawingml/2006/picture">
-                <pic:pic>
-                  <pic:nvPicPr>
-                    <pic:cNvPr id="0" name="physics_img_4.png"/>
-                    <pic:cNvPicPr/>
-                  </pic:nvPicPr>
-                  <pic:blipFill>
-                    <a:blip r:embed="rId9"/>
-                    <a:stretch>
-                      <a:fillRect/>
-                    </a:stretch>
-                  </pic:blipFill>
-                  <pic:spPr>
-                    <a:xfrm>
-                      <a:off x="0" y="0"/>
-                      <a:ext cx="1828800" cy="1359877"/>
-                    </a:xfrm>
-                    <a:prstGeom prst="rect"/>
-                  </pic:spPr>
-                </pic:pic>
-              </a:graphicData>
-            </a:graphic>
-          </wp:inline>
-        </w:drawing>
-      </w:r>
-    </w:p>
-    <w:p/>
-    <w:p>
       <w:pPr>
         <w:ind w:left="720"/>
       </w:pPr>
@@ -672,43 +598,6 @@
         <w:t>15. สลิตคู่ให้ริ้วแทรกสอดที่ L = 3 m ถ้าริ้วที่ 1 อยู่ห่างจากศูนย์กลาง 4 mm และริ้วที่ 3 อยู่ห่าง 12 mm ระยะ d เป็นเท่าใด ถ้า λ = 600 nm</w:t>
       </w:r>
     </w:p>
-    <w:p>
-      <w:r>
-        <w:drawing>
-          <wp:inline xmlns:a="http://schemas.openxmlformats.org/drawingml/2006/main" xmlns:pic="http://schemas.openxmlformats.org/drawingml/2006/picture">
-            <wp:extent cx="1828800" cy="1359877"/>
-            <wp:docPr id="3" name="Picture 3"/>
-            <wp:cNvGraphicFramePr>
-              <a:graphicFrameLocks noChangeAspect="1"/>
-            </wp:cNvGraphicFramePr>
-            <a:graphic>
-              <a:graphicData uri="http://schemas.openxmlformats.org/drawingml/2006/picture">
-                <pic:pic>
-                  <pic:nvPicPr>
-                    <pic:cNvPr id="0" name="physics_img_4.png"/>
-                    <pic:cNvPicPr/>
-                  </pic:nvPicPr>
-                  <pic:blipFill>
-                    <a:blip r:embed="rId9"/>
-                    <a:stretch>
-                      <a:fillRect/>
-                    </a:stretch>
-                  </pic:blipFill>
-                  <pic:spPr>
-                    <a:xfrm>
-                      <a:off x="0" y="0"/>
-                      <a:ext cx="1828800" cy="1359877"/>
-                    </a:xfrm>
-                    <a:prstGeom prst="rect"/>
-                  </pic:spPr>
-                </pic:pic>
-              </a:graphicData>
-            </a:graphic>
-          </wp:inline>
-        </w:drawing>
-      </w:r>
-    </w:p>
-    <w:p/>
     <w:p>
       <w:pPr>
         <w:ind w:left="720"/>
@@ -915,43 +804,6 @@
       </w:r>
     </w:p>
     <w:p>
-      <w:r>
-        <w:drawing>
-          <wp:inline xmlns:a="http://schemas.openxmlformats.org/drawingml/2006/main" xmlns:pic="http://schemas.openxmlformats.org/drawingml/2006/picture">
-            <wp:extent cx="1828800" cy="1359877"/>
-            <wp:docPr id="4" name="Picture 4"/>
-            <wp:cNvGraphicFramePr>
-              <a:graphicFrameLocks noChangeAspect="1"/>
-            </wp:cNvGraphicFramePr>
-            <a:graphic>
-              <a:graphicData uri="http://schemas.openxmlformats.org/drawingml/2006/picture">
-                <pic:pic>
-                  <pic:nvPicPr>
-                    <pic:cNvPr id="0" name="physics_img_4.png"/>
-                    <pic:cNvPicPr/>
-                  </pic:nvPicPr>
-                  <pic:blipFill>
-                    <a:blip r:embed="rId9"/>
-                    <a:stretch>
-                      <a:fillRect/>
-                    </a:stretch>
-                  </pic:blipFill>
-                  <pic:spPr>
-                    <a:xfrm>
-                      <a:off x="0" y="0"/>
-                      <a:ext cx="1828800" cy="1359877"/>
-                    </a:xfrm>
-                    <a:prstGeom prst="rect"/>
-                  </pic:spPr>
-                </pic:pic>
-              </a:graphicData>
-            </a:graphic>
-          </wp:inline>
-        </w:drawing>
-      </w:r>
-    </w:p>
-    <w:p/>
-    <w:p>
       <w:pPr>
         <w:ind w:left="720"/>
       </w:pPr>
@@ -992,43 +844,6 @@
         <w:t>21. กระจกลำอนุภาค (diffraction grating) ใช้ประโยชน์ในการ</w:t>
       </w:r>
     </w:p>
-    <w:p>
-      <w:r>
-        <w:drawing>
-          <wp:inline xmlns:a="http://schemas.openxmlformats.org/drawingml/2006/main" xmlns:pic="http://schemas.openxmlformats.org/drawingml/2006/picture">
-            <wp:extent cx="1828800" cy="1359877"/>
-            <wp:docPr id="5" name="Picture 5"/>
-            <wp:cNvGraphicFramePr>
-              <a:graphicFrameLocks noChangeAspect="1"/>
-            </wp:cNvGraphicFramePr>
-            <a:graphic>
-              <a:graphicData uri="http://schemas.openxmlformats.org/drawingml/2006/picture">
-                <pic:pic>
-                  <pic:nvPicPr>
-                    <pic:cNvPr id="0" name="physics_img_21.png"/>
-                    <pic:cNvPicPr/>
-                  </pic:nvPicPr>
-                  <pic:blipFill>
-                    <a:blip r:embed="rId10"/>
-                    <a:stretch>
-                      <a:fillRect/>
-                    </a:stretch>
-                  </pic:blipFill>
-                  <pic:spPr>
-                    <a:xfrm>
-                      <a:off x="0" y="0"/>
-                      <a:ext cx="1828800" cy="1359877"/>
-                    </a:xfrm>
-                    <a:prstGeom prst="rect"/>
-                  </pic:spPr>
-                </pic:pic>
-              </a:graphicData>
-            </a:graphic>
-          </wp:inline>
-        </w:drawing>
-      </w:r>
-    </w:p>
-    <w:p/>
     <w:p>
       <w:pPr>
         <w:ind w:left="720"/>
@@ -1071,43 +886,6 @@
       </w:r>
     </w:p>
     <w:p>
-      <w:r>
-        <w:drawing>
-          <wp:inline xmlns:a="http://schemas.openxmlformats.org/drawingml/2006/main" xmlns:pic="http://schemas.openxmlformats.org/drawingml/2006/picture">
-            <wp:extent cx="1828800" cy="1359877"/>
-            <wp:docPr id="6" name="Picture 6"/>
-            <wp:cNvGraphicFramePr>
-              <a:graphicFrameLocks noChangeAspect="1"/>
-            </wp:cNvGraphicFramePr>
-            <a:graphic>
-              <a:graphicData uri="http://schemas.openxmlformats.org/drawingml/2006/picture">
-                <pic:pic>
-                  <pic:nvPicPr>
-                    <pic:cNvPr id="0" name="physics_img_22.png"/>
-                    <pic:cNvPicPr/>
-                  </pic:nvPicPr>
-                  <pic:blipFill>
-                    <a:blip r:embed="rId11"/>
-                    <a:stretch>
-                      <a:fillRect/>
-                    </a:stretch>
-                  </pic:blipFill>
-                  <pic:spPr>
-                    <a:xfrm>
-                      <a:off x="0" y="0"/>
-                      <a:ext cx="1828800" cy="1359877"/>
-                    </a:xfrm>
-                    <a:prstGeom prst="rect"/>
-                  </pic:spPr>
-                </pic:pic>
-              </a:graphicData>
-            </a:graphic>
-          </wp:inline>
-        </w:drawing>
-      </w:r>
-    </w:p>
-    <w:p/>
-    <w:p>
       <w:pPr>
         <w:ind w:left="720"/>
       </w:pPr>
@@ -1149,43 +927,6 @@
       </w:r>
     </w:p>
     <w:p>
-      <w:r>
-        <w:drawing>
-          <wp:inline xmlns:a="http://schemas.openxmlformats.org/drawingml/2006/main" xmlns:pic="http://schemas.openxmlformats.org/drawingml/2006/picture">
-            <wp:extent cx="1828800" cy="1359877"/>
-            <wp:docPr id="7" name="Picture 7"/>
-            <wp:cNvGraphicFramePr>
-              <a:graphicFrameLocks noChangeAspect="1"/>
-            </wp:cNvGraphicFramePr>
-            <a:graphic>
-              <a:graphicData uri="http://schemas.openxmlformats.org/drawingml/2006/picture">
-                <pic:pic>
-                  <pic:nvPicPr>
-                    <pic:cNvPr id="0" name="physics_img_4.png"/>
-                    <pic:cNvPicPr/>
-                  </pic:nvPicPr>
-                  <pic:blipFill>
-                    <a:blip r:embed="rId9"/>
-                    <a:stretch>
-                      <a:fillRect/>
-                    </a:stretch>
-                  </pic:blipFill>
-                  <pic:spPr>
-                    <a:xfrm>
-                      <a:off x="0" y="0"/>
-                      <a:ext cx="1828800" cy="1359877"/>
-                    </a:xfrm>
-                    <a:prstGeom prst="rect"/>
-                  </pic:spPr>
-                </pic:pic>
-              </a:graphicData>
-            </a:graphic>
-          </wp:inline>
-        </w:drawing>
-      </w:r>
-    </w:p>
-    <w:p/>
-    <w:p>
       <w:pPr>
         <w:ind w:left="720"/>
       </w:pPr>
@@ -1226,43 +967,6 @@
         <w:t>24. สีรุ้งที่เห็นบนแผ่น CD หรือ DVD เกิดจากปรากฏการณ์ใด</w:t>
       </w:r>
     </w:p>
-    <w:p>
-      <w:r>
-        <w:drawing>
-          <wp:inline xmlns:a="http://schemas.openxmlformats.org/drawingml/2006/main" xmlns:pic="http://schemas.openxmlformats.org/drawingml/2006/picture">
-            <wp:extent cx="1828800" cy="1359877"/>
-            <wp:docPr id="8" name="Picture 8"/>
-            <wp:cNvGraphicFramePr>
-              <a:graphicFrameLocks noChangeAspect="1"/>
-            </wp:cNvGraphicFramePr>
-            <a:graphic>
-              <a:graphicData uri="http://schemas.openxmlformats.org/drawingml/2006/picture">
-                <pic:pic>
-                  <pic:nvPicPr>
-                    <pic:cNvPr id="0" name="physics_img_21.png"/>
-                    <pic:cNvPicPr/>
-                  </pic:nvPicPr>
-                  <pic:blipFill>
-                    <a:blip r:embed="rId10"/>
-                    <a:stretch>
-                      <a:fillRect/>
-                    </a:stretch>
-                  </pic:blipFill>
-                  <pic:spPr>
-                    <a:xfrm>
-                      <a:off x="0" y="0"/>
-                      <a:ext cx="1828800" cy="1359877"/>
-                    </a:xfrm>
-                    <a:prstGeom prst="rect"/>
-                  </pic:spPr>
-                </pic:pic>
-              </a:graphicData>
-            </a:graphic>
-          </wp:inline>
-        </w:drawing>
-      </w:r>
-    </w:p>
-    <w:p/>
     <w:p>
       <w:pPr>
         <w:ind w:left="720"/>
